--- a/literature-review/Reading_List_Manufacturing_Sincerity.docx
+++ b/literature-review/Reading_List_Manufacturing_Sincerity.docx
@@ -396,6 +396,218 @@
     </w:p>
     <w:p>
       <w:pPr>
+        <w:spacing w:after="20" w:before="0" w:line="276"/>
+        <w:jc w:val="left"/>
+      </w:pPr>
+      <w:r>
+        <w:rPr>
+          <w:rFonts w:ascii="Times New Roman" w:cs="Times New Roman" w:eastAsia="Times New Roman" w:hAnsi="Times New Roman"/>
+          <w:sz w:val="22"/>
+          <w:szCs w:val="22"/>
+        </w:rPr>
+        <w:t xml:space="preserve">Christensen, L. T., &amp; Cornelissen, J. (2011). Bridging corporate and organizational communication: Review, development and a look to the future. Management Communication Quarterly.   [READ FIRST]</w:t>
+      </w:r>
+    </w:p>
+    <w:p>
+      <w:pPr>
+        <w:spacing w:after="20" w:before="0" w:line="276"/>
+        <w:ind w:left="340"/>
+        <w:jc w:val="left"/>
+      </w:pPr>
+      <w:r>
+        <w:rPr>
+          <w:rFonts w:ascii="Times New Roman" w:cs="Times New Roman" w:eastAsia="Times New Roman" w:hAnsi="Times New Roman"/>
+          <w:i/>
+          <w:iCs/>
+          <w:sz w:val="22"/>
+          <w:szCs w:val="22"/>
+        </w:rPr>
+        <w:t xml:space="preserve">https://journals.sagepub.com/doi/abs/10.1177/0893318910390194</w:t>
+      </w:r>
+    </w:p>
+    <w:p>
+      <w:pPr>
+        <w:spacing w:after="20" w:before="0" w:line="276"/>
+        <w:ind w:left="340"/>
+        <w:jc w:val="left"/>
+      </w:pPr>
+      <w:r>
+        <w:rPr>
+          <w:rFonts w:ascii="Times New Roman" w:cs="Times New Roman" w:eastAsia="Times New Roman" w:hAnsi="Times New Roman"/>
+          <w:b/>
+          <w:bCs/>
+          <w:sz w:val="22"/>
+          <w:szCs w:val="22"/>
+        </w:rPr>
+        <w:t xml:space="preserve">Argues: </w:t>
+      </w:r>
+      <w:r>
+        <w:rPr>
+          <w:rFonts w:ascii="Times New Roman" w:cs="Times New Roman" w:eastAsia="Times New Roman" w:hAnsi="Times New Roman"/>
+          <w:sz w:val="22"/>
+          <w:szCs w:val="22"/>
+        </w:rPr>
+        <w:t xml:space="preserve">Reviews and joins two fields that had grown apart: corporate communication, which looks outward at markets and publics, and organizational communication, which looks inward at employees and culture.</w:t>
+      </w:r>
+    </w:p>
+    <w:p>
+      <w:pPr>
+        <w:spacing w:after="20" w:before="0" w:line="276"/>
+        <w:ind w:left="340"/>
+        <w:jc w:val="left"/>
+      </w:pPr>
+      <w:r>
+        <w:rPr>
+          <w:rFonts w:ascii="Times New Roman" w:cs="Times New Roman" w:eastAsia="Times New Roman" w:hAnsi="Times New Roman"/>
+          <w:b/>
+          <w:bCs/>
+          <w:sz w:val="22"/>
+          <w:szCs w:val="22"/>
+        </w:rPr>
+        <w:t xml:space="preserve">Use it for: </w:t>
+      </w:r>
+      <w:r>
+        <w:rPr>
+          <w:rFonts w:ascii="Times New Roman" w:cs="Times New Roman" w:eastAsia="Times New Roman" w:hAnsi="Times New Roman"/>
+          <w:sz w:val="22"/>
+          <w:szCs w:val="22"/>
+        </w:rPr>
+        <w:t xml:space="preserve">The review closest to your framing, and the one you must name. It bridges the same two fields you do, but it is not about authenticity and it predates the critical work on brand control. Saying that precisely is what makes your gap defensible.</w:t>
+      </w:r>
+    </w:p>
+    <w:p>
+      <w:pPr>
+        <w:spacing w:after="120" w:before="0" w:line="276"/>
+        <w:ind w:left="340"/>
+        <w:jc w:val="left"/>
+      </w:pPr>
+      <w:r>
+        <w:rPr>
+          <w:rFonts w:ascii="Times New Roman" w:cs="Times New Roman" w:eastAsia="Times New Roman" w:hAnsi="Times New Roman"/>
+          <w:b/>
+          <w:bCs/>
+          <w:sz w:val="22"/>
+          <w:szCs w:val="22"/>
+        </w:rPr>
+        <w:t xml:space="preserve">Check before citing: </w:t>
+      </w:r>
+      <w:r>
+        <w:rPr>
+          <w:rFonts w:ascii="Times New Roman" w:cs="Times New Roman" w:eastAsia="Times New Roman" w:hAnsi="Times New Roman"/>
+          <w:sz w:val="22"/>
+          <w:szCs w:val="22"/>
+        </w:rPr>
+        <w:t xml:space="preserve">Volume, issue and pages need confirming.</w:t>
+      </w:r>
+    </w:p>
+    <w:p>
+      <w:pPr>
+        <w:spacing w:after="20" w:before="0" w:line="276"/>
+        <w:jc w:val="left"/>
+      </w:pPr>
+      <w:r>
+        <w:rPr>
+          <w:rFonts w:ascii="Times New Roman" w:cs="Times New Roman" w:eastAsia="Times New Roman" w:hAnsi="Times New Roman"/>
+          <w:sz w:val="22"/>
+          <w:szCs w:val="22"/>
+        </w:rPr>
+        <w:t xml:space="preserve">Employees as a second audience: The effect of external communication on internal brand management outcomes (2018). Journal of Brand Management.</w:t>
+      </w:r>
+    </w:p>
+    <w:p>
+      <w:pPr>
+        <w:spacing w:after="20" w:before="0" w:line="276"/>
+        <w:ind w:left="340"/>
+        <w:jc w:val="left"/>
+      </w:pPr>
+      <w:r>
+        <w:rPr>
+          <w:rFonts w:ascii="Times New Roman" w:cs="Times New Roman" w:eastAsia="Times New Roman" w:hAnsi="Times New Roman"/>
+          <w:i/>
+          <w:iCs/>
+          <w:sz w:val="22"/>
+          <w:szCs w:val="22"/>
+        </w:rPr>
+        <w:t xml:space="preserve">https://link.springer.com/article/10.1057/s41262-018-0135-z</w:t>
+      </w:r>
+    </w:p>
+    <w:p>
+      <w:pPr>
+        <w:spacing w:after="20" w:before="0" w:line="276"/>
+        <w:ind w:left="340"/>
+        <w:jc w:val="left"/>
+      </w:pPr>
+      <w:r>
+        <w:rPr>
+          <w:rFonts w:ascii="Times New Roman" w:cs="Times New Roman" w:eastAsia="Times New Roman" w:hAnsi="Times New Roman"/>
+          <w:b/>
+          <w:bCs/>
+          <w:sz w:val="22"/>
+          <w:szCs w:val="22"/>
+        </w:rPr>
+        <w:t xml:space="preserve">Argues: </w:t>
+      </w:r>
+      <w:r>
+        <w:rPr>
+          <w:rFonts w:ascii="Times New Roman" w:cs="Times New Roman" w:eastAsia="Times New Roman" w:hAnsi="Times New Roman"/>
+          <w:sz w:val="22"/>
+          <w:szCs w:val="22"/>
+        </w:rPr>
+        <w:t xml:space="preserve">Employees are an audience for their employer’s external communication, not only its producers. Where external messages match internal communication and actual practice, employees understand the brand better; where they do not, the effect weakens.</w:t>
+      </w:r>
+    </w:p>
+    <w:p>
+      <w:pPr>
+        <w:spacing w:after="20" w:before="0" w:line="276"/>
+        <w:ind w:left="340"/>
+        <w:jc w:val="left"/>
+      </w:pPr>
+      <w:r>
+        <w:rPr>
+          <w:rFonts w:ascii="Times New Roman" w:cs="Times New Roman" w:eastAsia="Times New Roman" w:hAnsi="Times New Roman"/>
+          <w:b/>
+          <w:bCs/>
+          <w:sz w:val="22"/>
+          <w:szCs w:val="22"/>
+        </w:rPr>
+        <w:t xml:space="preserve">Use it for: </w:t>
+      </w:r>
+      <w:r>
+        <w:rPr>
+          <w:rFonts w:ascii="Times New Roman" w:cs="Times New Roman" w:eastAsia="Times New Roman" w:hAnsi="Times New Roman"/>
+          <w:sz w:val="22"/>
+          <w:szCs w:val="22"/>
+        </w:rPr>
+        <w:t xml:space="preserve">Your mechanism, already tested. Not a review, so it does not compete with your gap — it is evidence that the question you are asking is one researchers take seriously.</w:t>
+      </w:r>
+    </w:p>
+    <w:p>
+      <w:pPr>
+        <w:spacing w:after="120" w:before="0" w:line="276"/>
+        <w:ind w:left="340"/>
+        <w:jc w:val="left"/>
+      </w:pPr>
+      <w:r>
+        <w:rPr>
+          <w:rFonts w:ascii="Times New Roman" w:cs="Times New Roman" w:eastAsia="Times New Roman" w:hAnsi="Times New Roman"/>
+          <w:b/>
+          <w:bCs/>
+          <w:sz w:val="22"/>
+          <w:szCs w:val="22"/>
+        </w:rPr>
+        <w:t xml:space="preserve">Check before citing: </w:t>
+      </w:r>
+      <w:r>
+        <w:rPr>
+          <w:rFonts w:ascii="Times New Roman" w:cs="Times New Roman" w:eastAsia="Times New Roman" w:hAnsi="Times New Roman"/>
+          <w:sz w:val="22"/>
+          <w:szCs w:val="22"/>
+        </w:rPr>
+        <w:t xml:space="preserve">Authors and page range not confirmed.</w:t>
+      </w:r>
+    </w:p>
+    <w:p>
+      <w:pPr>
         <w:spacing w:after="80" w:before="240" w:line="276"/>
       </w:pPr>
       <w:r>
@@ -2250,6 +2462,111 @@
           <w:szCs w:val="22"/>
         </w:rPr>
         <w:t xml:space="preserve">peer-reviewed articles and academic book chapters only. Trade press, consultancy reports and white papers stay out — grade F specifically penalises confusing research with other kinds of text.</w:t>
+      </w:r>
+    </w:p>
+    <w:p>
+      <w:pPr>
+        <w:spacing w:after="80" w:before="240" w:line="276"/>
+      </w:pPr>
+      <w:r>
+        <w:rPr>
+          <w:rFonts w:ascii="Times New Roman" w:cs="Times New Roman" w:eastAsia="Times New Roman" w:hAnsi="Times New Roman"/>
+          <w:b/>
+          <w:bCs/>
+          <w:sz w:val="26"/>
+          <w:szCs w:val="26"/>
+        </w:rPr>
+        <w:t xml:space="preserve">7. Adjacent reviews — know these exist</w:t>
+      </w:r>
+    </w:p>
+    <w:p>
+      <w:pPr>
+        <w:spacing w:after="60" w:before="0" w:line="276"/>
+        <w:jc w:val="left"/>
+      </w:pPr>
+      <w:r>
+        <w:rPr>
+          <w:rFonts w:ascii="Times New Roman" w:cs="Times New Roman" w:eastAsia="Times New Roman" w:hAnsi="Times New Roman"/>
+          <w:sz w:val="22"/>
+          <w:szCs w:val="22"/>
+        </w:rPr>
+        <w:t xml:space="preserve">These review nearby ground. None does what you are doing, but an examiner may know them, so name the closest one (Christensen &amp; Cornelissen, above) rather than claiming the field is empty.</w:t>
+      </w:r>
+    </w:p>
+    <w:p>
+      <w:pPr>
+        <w:spacing w:after="60" w:before="0" w:line="276"/>
+        <w:ind w:left="226"/>
+        <w:jc w:val="left"/>
+      </w:pPr>
+      <w:r>
+        <w:rPr>
+          <w:rFonts w:ascii="Times New Roman" w:cs="Times New Roman" w:eastAsia="Times New Roman" w:hAnsi="Times New Roman"/>
+          <w:sz w:val="22"/>
+          <w:szCs w:val="22"/>
+        </w:rPr>
+        <w:t xml:space="preserve">•  A systematic review of internal and external brand management (MDPI Encyclopedia, 2026) — managerial framing, employee brand equity as the outcome.</w:t>
+      </w:r>
+    </w:p>
+    <w:p>
+      <w:pPr>
+        <w:spacing w:after="60" w:before="0" w:line="276"/>
+        <w:ind w:left="226"/>
+        <w:jc w:val="left"/>
+      </w:pPr>
+      <w:r>
+        <w:rPr>
+          <w:rFonts w:ascii="Times New Roman" w:cs="Times New Roman" w:eastAsia="Times New Roman" w:hAnsi="Times New Roman"/>
+          <w:sz w:val="22"/>
+          <w:szCs w:val="22"/>
+        </w:rPr>
+        <w:t xml:space="preserve">•  Recommendations for internal communication to strengthen the employer brand: a systematic literature review (Administrative Sciences, 2023).</w:t>
+      </w:r>
+    </w:p>
+    <w:p>
+      <w:pPr>
+        <w:spacing w:after="60" w:before="0" w:line="276"/>
+        <w:ind w:left="226"/>
+        <w:jc w:val="left"/>
+      </w:pPr>
+      <w:r>
+        <w:rPr>
+          <w:rFonts w:ascii="Times New Roman" w:cs="Times New Roman" w:eastAsia="Times New Roman" w:hAnsi="Times New Roman"/>
+          <w:sz w:val="22"/>
+          <w:szCs w:val="22"/>
+        </w:rPr>
+        <w:t xml:space="preserve">•  Internal branding: conceptualization from a literature review and opportunities for future research (Journal of Brand Management).</w:t>
+      </w:r>
+    </w:p>
+    <w:p>
+      <w:pPr>
+        <w:spacing w:after="60" w:before="0" w:line="276"/>
+        <w:ind w:left="226"/>
+        <w:jc w:val="left"/>
+      </w:pPr>
+      <w:r>
+        <w:rPr>
+          <w:rFonts w:ascii="Times New Roman" w:cs="Times New Roman" w:eastAsia="Times New Roman" w:hAnsi="Times New Roman"/>
+          <w:sz w:val="22"/>
+          <w:szCs w:val="22"/>
+        </w:rPr>
+        <w:t xml:space="preserve">•  An employer branding systematic review covering 145 articles, 2000–2024.</w:t>
+      </w:r>
+    </w:p>
+    <w:p>
+      <w:pPr>
+        <w:spacing w:after="200" w:before="0" w:line="276"/>
+        <w:jc w:val="left"/>
+      </w:pPr>
+      <w:r>
+        <w:rPr>
+          <w:rFonts w:ascii="Times New Roman" w:cs="Times New Roman" w:eastAsia="Times New Roman" w:hAnsi="Times New Roman"/>
+          <w:i/>
+          <w:iCs/>
+          <w:sz w:val="22"/>
+          <w:szCs w:val="22"/>
+        </w:rPr>
+        <w:t xml:space="preserve">Two of these are MDPI journals, where quality varies. Check them before citing; the rubric penalises weak sourcing. </w:t>
       </w:r>
     </w:p>
     <w:p>

--- a/literature-review/Reading_List_Manufacturing_Sincerity.docx
+++ b/literature-review/Reading_List_Manufacturing_Sincerity.docx
@@ -67,7 +67,7 @@
           <w:sz w:val="22"/>
           <w:szCs w:val="22"/>
         </w:rPr>
-        <w:t xml:space="preserve">Seventeen sources against a required minimum of twelve, grouped by where each sits in the review. Start with the five marked READ FIRST; they carry the argument. Bibliographic details were checked against publisher records, but page ranges and full author lists were not all confirmed — anything uncertain is flagged, and you should pull the record from the database before it goes in your reference list. Access everything through the Örebro library proxy; several are open access and the free link is given.</w:t>
+        <w:t xml:space="preserve">Twenty-two sources against a required minimum of twelve, grouped by where each sits in the review. Start with the six marked READ FIRST; they carry the argument. Bibliographic details were checked against publisher records, but page ranges and full author lists were not all confirmed — anything uncertain is flagged, and you should pull the record from the database before it goes in your reference list. Access everything through the Örebro library proxy; several are open access and the free link is given.</w:t>
       </w:r>
     </w:p>
     <w:p>
@@ -405,7 +405,7 @@
           <w:sz w:val="22"/>
           <w:szCs w:val="22"/>
         </w:rPr>
-        <w:t xml:space="preserve">Christensen, L. T., &amp; Cornelissen, J. (2011). Bridging corporate and organizational communication: Review, development and a look to the future. Management Communication Quarterly.   [READ FIRST]</w:t>
+        <w:t xml:space="preserve">Christensen, L. T., &amp; Cornelissen, J. (2011). Bridging corporate and organizational communication: Review, development and a look to the future. Management Communication Quarterly, 25(3), 383–414.   [READ FIRST]</w:t>
       </w:r>
     </w:p>
     <w:p>
@@ -447,7 +447,7 @@
           <w:sz w:val="22"/>
           <w:szCs w:val="22"/>
         </w:rPr>
-        <w:t xml:space="preserve">Reviews and joins two fields that had grown apart: corporate communication, which looks outward at markets and publics, and organizational communication, which looks inward at employees and culture.</w:t>
+        <w:t xml:space="preserve">Joins two fields that had grown apart: corporate communication, which looks outward at markets and publics, and organizational communication, which looks inward at employees and culture. It opens with a critical discussion of the objective of speaking with one voice, and proposes polyphony — many voices inside one organisation — as an alternative to control-based approaches to integrated communication.</w:t>
       </w:r>
     </w:p>
     <w:p>
@@ -472,7 +472,7 @@
           <w:sz w:val="22"/>
           <w:szCs w:val="22"/>
         </w:rPr>
-        <w:t xml:space="preserve">The review closest to your framing, and the one you must name. It bridges the same two fields you do, but it is not about authenticity and it predates the critical work on brand control. Saying that precisely is what makes your gap defensible.</w:t>
+        <w:t xml:space="preserve">The theoretical spine of your review, not a foil. They criticise the coherence ideal your paradox depends on, and they connect integration to control — the same move Fleming and Sturdy and Müller make empirically. Your gap is that their object is communication theory rather than authenticity, and the authenticity reviews ignore their critique.</w:t>
       </w:r>
     </w:p>
     <w:p>
@@ -497,7 +497,88 @@
           <w:sz w:val="22"/>
           <w:szCs w:val="22"/>
         </w:rPr>
-        <w:t xml:space="preserve">Volume, issue and pages need confirming.</w:t>
+        <w:t xml:space="preserve">Details now confirmed. The summary above comes from publisher and repository descriptions, not the full text — read the article before attributing specific claims to it.</w:t>
+      </w:r>
+    </w:p>
+    <w:p>
+      <w:pPr>
+        <w:spacing w:after="20" w:before="0" w:line="276"/>
+        <w:jc w:val="left"/>
+      </w:pPr>
+      <w:r>
+        <w:rPr>
+          <w:rFonts w:ascii="Times New Roman" w:cs="Times New Roman" w:eastAsia="Times New Roman" w:hAnsi="Times New Roman"/>
+          <w:sz w:val="22"/>
+          <w:szCs w:val="22"/>
+        </w:rPr>
+        <w:t xml:space="preserve">Cornelissen, J. P., Christensen, L. T., &amp; Kinuthia, K. (2012). Corporate brands and identity: Developing stronger theory and a call for shifting the debate. European Journal of Marketing, 46(7–8), 1093–1102.   [READ FIRST]</w:t>
+      </w:r>
+    </w:p>
+    <w:p>
+      <w:pPr>
+        <w:spacing w:after="20" w:before="0" w:line="276"/>
+        <w:ind w:left="340"/>
+        <w:jc w:val="left"/>
+      </w:pPr>
+      <w:r>
+        <w:rPr>
+          <w:rFonts w:ascii="Times New Roman" w:cs="Times New Roman" w:eastAsia="Times New Roman" w:hAnsi="Times New Roman"/>
+          <w:i/>
+          <w:iCs/>
+          <w:sz w:val="22"/>
+          <w:szCs w:val="22"/>
+        </w:rPr>
+        <w:t xml:space="preserve">https://www.emerald.com/insight/content/doi/10.1108/03090561211230214/full/html</w:t>
+      </w:r>
+    </w:p>
+    <w:p>
+      <w:pPr>
+        <w:spacing w:after="20" w:before="0" w:line="276"/>
+        <w:ind w:left="340"/>
+        <w:jc w:val="left"/>
+      </w:pPr>
+      <w:r>
+        <w:rPr>
+          <w:rFonts w:ascii="Times New Roman" w:cs="Times New Roman" w:eastAsia="Times New Roman" w:hAnsi="Times New Roman"/>
+          <w:b/>
+          <w:bCs/>
+          <w:sz w:val="22"/>
+          <w:szCs w:val="22"/>
+        </w:rPr>
+        <w:t xml:space="preserve">Argues: </w:t>
+      </w:r>
+      <w:r>
+        <w:rPr>
+          <w:rFonts w:ascii="Times New Roman" w:cs="Times New Roman" w:eastAsia="Times New Roman" w:hAnsi="Times New Roman"/>
+          <w:sz w:val="22"/>
+          <w:szCs w:val="22"/>
+        </w:rPr>
+        <w:t xml:space="preserve">Critiques alignment models of corporate branding and identity, and argues for interpretive alternatives that do not rest on conduit models of communication or on assumptions of alignment and consistency.</w:t>
+      </w:r>
+    </w:p>
+    <w:p>
+      <w:pPr>
+        <w:spacing w:after="120" w:before="0" w:line="276"/>
+        <w:ind w:left="340"/>
+        <w:jc w:val="left"/>
+      </w:pPr>
+      <w:r>
+        <w:rPr>
+          <w:rFonts w:ascii="Times New Roman" w:cs="Times New Roman" w:eastAsia="Times New Roman" w:hAnsi="Times New Roman"/>
+          <w:b/>
+          <w:bCs/>
+          <w:sz w:val="22"/>
+          <w:szCs w:val="22"/>
+        </w:rPr>
+        <w:t xml:space="preserve">Use it for: </w:t>
+      </w:r>
+      <w:r>
+        <w:rPr>
+          <w:rFonts w:ascii="Times New Roman" w:cs="Times New Roman" w:eastAsia="Times New Roman" w:hAnsi="Times New Roman"/>
+          <w:sz w:val="22"/>
+          <w:szCs w:val="22"/>
+        </w:rPr>
+        <w:t xml:space="preserve">Closer to your question than the 2011 paper, because it attacks the specific assumption that an identity claim can be sent out by management and received intact. Read the pair together: 2011 for the two fields, 2012 for identity and branding.</w:t>
       </w:r>
     </w:p>
     <w:p>
